--- a/THEMIS/THEMIS_PRODUCT_DESCRIPTION.docx
+++ b/THEMIS/THEMIS_PRODUCT_DESCRIPTION.docx
@@ -869,7 +869,7 @@
         <w:pStyle w:val="Normal"/>
       </w:pPr>
       <w:r>
-        <w:t xml:space="preserve">The canonical helper assigns legal-domain meaning to THEMIS while keeping adjacent capabilities independently owned. ARGOS supplies external research; CHRONOS owns persistent temporal structure and deadlines; BIFROST owns canonical identity and provenance across systems; CONDUCTOR owns orchestration; CASPER supports polished writing; MIRROR supports comparison and version review; LINGUA supports translation. These are documented role boundaries, not proof that live adapters are bundled in the v0.1.0 code.</w:t>
+        <w:t xml:space="preserve">The canonical helper assigns legal-domain meaning to THEMIS while keeping adjacent capabilities independently owned. ARGOS supplies external research; CHRONOS owns persistent temporal structure and deadlines; BIFROST owns canonical identity and provenance across systems; CONDUCTOR provides the chat/helper interface and may coordinate; it is not a mandatory runtime dependency; CASPER supports polished writing; MIRROR supports comparison and version review; LINGUA supports translation. These are documented role boundaries, not proof that live adapters are bundled in the v0.1.0 code.</w:t>
       </w:r>
     </w:p>
     <w:p>
